--- a/Erstellung_einer_Website_mithilfe_von_Github.docx
+++ b/Erstellung_einer_Website_mithilfe_von_Github.docx
@@ -249,7 +249,13 @@
         <w:rPr>
           <w:rFonts w:ascii="Arial" w:hAnsi="Arial" w:cs="Arial"/>
         </w:rPr>
-        <w:t>script</w:t>
+        <w:t>S</w:t>
+      </w:r>
+      <w:r>
+        <w:rPr>
+          <w:rFonts w:ascii="Arial" w:hAnsi="Arial" w:cs="Arial"/>
+        </w:rPr>
+        <w:t>cript</w:t>
       </w:r>
       <w:proofErr w:type="spellEnd"/>
       <w:r>
@@ -342,7 +348,13 @@
         <w:rPr>
           <w:rFonts w:ascii="Arial" w:hAnsi="Arial" w:cs="Arial"/>
         </w:rPr>
-        <w:t>script</w:t>
+        <w:t>S</w:t>
+      </w:r>
+      <w:r>
+        <w:rPr>
+          <w:rFonts w:ascii="Arial" w:hAnsi="Arial" w:cs="Arial"/>
+        </w:rPr>
+        <w:t>cript</w:t>
       </w:r>
       <w:proofErr w:type="spellEnd"/>
       <w:r>
@@ -454,7 +466,7 @@
         <w:rPr>
           <w:rFonts w:ascii="Arial" w:hAnsi="Arial" w:cs="Arial"/>
         </w:rPr>
-        <w:t>b</w:t>
+        <w:t>B</w:t>
       </w:r>
       <w:r>
         <w:rPr>
@@ -469,14 +481,12 @@
         </w:rPr>
         <w:t xml:space="preserve"> für die jeweiligen </w:t>
       </w:r>
-      <w:proofErr w:type="spellStart"/>
-      <w:r>
-        <w:rPr>
-          <w:rFonts w:ascii="Arial" w:hAnsi="Arial" w:cs="Arial"/>
-        </w:rPr>
-        <w:t>features</w:t>
-      </w:r>
-      <w:proofErr w:type="spellEnd"/>
+      <w:r>
+        <w:rPr>
+          <w:rFonts w:ascii="Arial" w:hAnsi="Arial" w:cs="Arial"/>
+        </w:rPr>
+        <w:t>Features</w:t>
+      </w:r>
     </w:p>
     <w:p>
       <w:pPr>
@@ -496,7 +506,13 @@
         <w:rPr>
           <w:rFonts w:ascii="Arial" w:hAnsi="Arial" w:cs="Arial"/>
         </w:rPr>
-        <w:t>unterbranches</w:t>
+        <w:t>U</w:t>
+      </w:r>
+      <w:r>
+        <w:rPr>
+          <w:rFonts w:ascii="Arial" w:hAnsi="Arial" w:cs="Arial"/>
+        </w:rPr>
+        <w:t>nterbranches</w:t>
       </w:r>
       <w:proofErr w:type="spellEnd"/>
       <w:r>
@@ -556,7 +572,6 @@
         <w:jc w:val="both"/>
         <w:rPr>
           <w:rFonts w:ascii="Arial" w:eastAsia="Arial" w:hAnsi="Arial" w:cs="Arial"/>
-          <w:highlight w:val="yellow"/>
         </w:rPr>
       </w:pPr>
       <w:r>
@@ -564,26 +579,38 @@
           <w:rFonts w:ascii="Arial" w:eastAsia="Arial" w:hAnsi="Arial" w:cs="Arial"/>
           <w:i/>
           <w:iCs/>
-          <w:highlight w:val="yellow"/>
         </w:rPr>
         <w:t>Erzeugung des Merge-Konflikts:</w:t>
       </w:r>
       <w:r>
+        <w:rPr>
+          <w:rFonts w:ascii="Arial" w:eastAsia="Arial" w:hAnsi="Arial" w:cs="Arial"/>
+        </w:rPr>
+        <w:t xml:space="preserve"> Zwei Teammitglieder haben gleichzeitig dieselbe Datei bearbeitet und ihre Änderungen committed. Als Person A nach Person B gepusht hat, kam es beim </w:t>
+      </w:r>
+      <w:proofErr w:type="spellStart"/>
+      <w:r>
+        <w:rPr>
+          <w:rFonts w:ascii="Arial" w:eastAsia="Arial" w:hAnsi="Arial" w:cs="Arial"/>
+        </w:rPr>
+        <w:t>Merge</w:t>
+      </w:r>
+      <w:proofErr w:type="spellEnd"/>
+      <w:r>
+        <w:rPr>
+          <w:rFonts w:ascii="Arial" w:eastAsia="Arial" w:hAnsi="Arial" w:cs="Arial"/>
+        </w:rPr>
+        <w:t xml:space="preserve"> zu einem Konflikt, da beide dieselbe Zeile verändert hatten.</w:t>
+      </w:r>
+    </w:p>
+    <w:p>
+      <w:pPr>
+        <w:pStyle w:val="Listenabsatz"/>
+        <w:jc w:val="both"/>
         <w:rPr>
           <w:rFonts w:ascii="Arial" w:eastAsia="Arial" w:hAnsi="Arial" w:cs="Arial"/>
           <w:highlight w:val="yellow"/>
         </w:rPr>
-        <w:t xml:space="preserve"> Zwei Teammitglieder haben gleichzeitig dieselbe Datei (z.B. index.html) bearbeitet und ihre Änderungen committed. Als Person A nach Person B gepusht hat, kam es beim Pull/Merge zu einem Konflikt, da beide dieselbe Zeile verändert hatten.</w:t>
-      </w:r>
-    </w:p>
-    <w:p>
-      <w:pPr>
-        <w:pStyle w:val="Listenabsatz"/>
-        <w:jc w:val="both"/>
-        <w:rPr>
-          <w:rFonts w:ascii="Arial" w:eastAsia="Arial" w:hAnsi="Arial" w:cs="Arial"/>
-          <w:highlight w:val="yellow"/>
-        </w:rPr>
       </w:pPr>
       <w:r>
         <w:rPr>
@@ -592,7 +619,7 @@
         </w:rPr>
         <w:lastRenderedPageBreak/>
         <w:drawing>
-          <wp:inline distT="0" distB="0" distL="0" distR="0" wp14:anchorId="3FC410E4" wp14:editId="4823686A">
+          <wp:inline distT="0" distB="0" distL="0" distR="0" wp14:anchorId="3FC410E4" wp14:editId="6CE5C569">
             <wp:extent cx="5760720" cy="2865120"/>
             <wp:effectExtent l="0" t="0" r="0" b="0"/>
             <wp:docPr id="489642060" name="Grafik 1" descr="Ein Bild, das Text, Screenshot, Software, Multimedia-Software enthält.&#10;&#10;KI-generierte Inhalte können fehlerhaft sein."/>
@@ -707,19 +734,6 @@
         </w:rPr>
         <w:t xml:space="preserve"> Wir haben den Konflikt direkt in Git bzw. im Editor gelöst, indem wir die von Git markierten Konfliktbereiche (die &lt;&lt;&lt;&lt;&lt;&lt;&lt;, =======, &gt;&gt;&gt;&gt;&gt;&gt;&gt; Marker) gesichtet und manuell entschieden haben, welche Version übernommen wird. Anschließend haben wir die bereinigte Datei mit git add gestaged und mit einem beschreibenden Commit abgeschlossen (z.B. "Resolve merge conflict in index.html by combining both header changes").</w:t>
       </w:r>
-    </w:p>
-    <w:p>
-      <w:pPr>
-        <w:pStyle w:val="Listenabsatz"/>
-        <w:numPr>
-          <w:ilvl w:val="0"/>
-          <w:numId w:val="5"/>
-        </w:numPr>
-        <w:jc w:val="both"/>
-        <w:rPr>
-          <w:rFonts w:ascii="Arial" w:eastAsia="Arial" w:hAnsi="Arial" w:cs="Arial"/>
-        </w:rPr>
-      </w:pPr>
     </w:p>
     <w:sectPr>
       <w:pgSz w:w="11906" w:h="16838"/>
